--- a/pipeline/ArchitectureDesignAndAudit/audit/PipelineCodeAudit_v41.docx
+++ b/pipeline/ArchitectureDesignAndAudit/audit/PipelineCodeAudit_v41.docx
@@ -627,7 +627,7 @@
     </w:p>
     <w:p>
       <w:r>
-        <w:t>pipeline_worker.py states Workers are “Invoked by the Controller via subprocess.Popen.” Design §4.3.3 (v37) launches Workers via chathealthy_frontend_lib.subprocess_utilities.spawn_detached_worker (double-fork + setsid + execvpe), which is what the Controller path actually does. The docstring also anchors its contract to v32 section numbers.</w:t>
+        <w:t>pipeline_worker.py states Workers are “Invoked by the Controller via subprocess.Popen.” Design §4.3.3 (v37) launches Workers via chathealthy_lib.subprocess_utilities.spawn_detached_worker (double-fork + setsid + execvpe), which is what the Controller path actually does. The docstring also anchors its contract to v32 section numbers.</w:t>
       </w:r>
     </w:p>
     <w:p>
